--- a/documents/HyunahKwon/reports/7주차_보고서.docx
+++ b/documents/HyunahKwon/reports/7주차_보고서.docx
@@ -25,23 +25,13 @@
           <w:bCs/>
         </w:rPr>
       </w:pPr>
-      <w:proofErr w:type="spellStart"/>
       <w:r>
         <w:rPr>
           <w:rFonts w:hint="eastAsia"/>
           <w:b/>
           <w:bCs/>
         </w:rPr>
-        <w:t>팀명</w:t>
-      </w:r>
-      <w:proofErr w:type="spellEnd"/>
-      <w:r>
-        <w:rPr>
-          <w:rFonts w:hint="eastAsia"/>
-          <w:b/>
-          <w:bCs/>
-        </w:rPr>
-        <w:t xml:space="preserve"> : GGG(Good Game Gang)</w:t>
+        <w:t>팀명 : GGG(Good Game Gang)</w:t>
       </w:r>
     </w:p>
     <w:tbl>
@@ -159,7 +149,13 @@
               <w:rPr>
                 <w:rFonts w:hint="eastAsia"/>
               </w:rPr>
-              <w:t>26...~26</w:t>
+              <w:t>26.</w:t>
+            </w:r>
+            <w:r>
+              <w:rPr>
+                <w:rFonts w:hint="eastAsia"/>
+              </w:rPr>
+              <w:t>10</w:t>
             </w:r>
             <w:r>
               <w:rPr>
@@ -171,7 +167,43 @@
               <w:rPr>
                 <w:rFonts w:hint="eastAsia"/>
               </w:rPr>
-              <w:t>..</w:t>
+              <w:t>14</w:t>
+            </w:r>
+            <w:r>
+              <w:rPr>
+                <w:rFonts w:hint="eastAsia"/>
+              </w:rPr>
+              <w:t>.~26</w:t>
+            </w:r>
+            <w:r>
+              <w:rPr>
+                <w:rFonts w:hint="eastAsia"/>
+              </w:rPr>
+              <w:t>.</w:t>
+            </w:r>
+            <w:r>
+              <w:rPr>
+                <w:rFonts w:hint="eastAsia"/>
+              </w:rPr>
+              <w:t>10</w:t>
+            </w:r>
+            <w:r>
+              <w:rPr>
+                <w:rFonts w:hint="eastAsia"/>
+              </w:rPr>
+              <w:t>.</w:t>
+            </w:r>
+            <w:r>
+              <w:rPr>
+                <w:rFonts w:hint="eastAsia"/>
+              </w:rPr>
+              <w:t>21</w:t>
+            </w:r>
+            <w:r>
+              <w:rPr>
+                <w:rFonts w:hint="eastAsia"/>
+              </w:rPr>
+              <w:t>.</w:t>
             </w:r>
           </w:p>
         </w:tc>
@@ -257,7 +289,16 @@
           <w:p>
             <w:pPr>
               <w:jc w:val="center"/>
+              <w:rPr>
+                <w:rFonts w:hint="eastAsia"/>
+              </w:rPr>
             </w:pPr>
+            <w:r>
+              <w:rPr>
+                <w:rFonts w:hint="eastAsia"/>
+              </w:rPr>
+              <w:t>모델링 진행, 맵 분석과 맵 수정, 연구주제 아키텍쳐의 단계 정리</w:t>
+            </w:r>
           </w:p>
         </w:tc>
       </w:tr>
@@ -294,6 +335,50 @@
       </w:r>
     </w:p>
     <w:p>
+      <w:pPr>
+        <w:rPr>
+          <w:rFonts w:hint="eastAsia"/>
+        </w:rPr>
+      </w:pPr>
+      <w:r>
+        <w:drawing>
+          <wp:inline distT="0" distB="0" distL="0" distR="0" wp14:anchorId="3877F54F" wp14:editId="1E45B9D1">
+            <wp:extent cx="1566692" cy="1517251"/>
+            <wp:effectExtent l="0" t="0" r="0" b="6985"/>
+            <wp:docPr id="1501641435" name="그림 1"/>
+            <wp:cNvGraphicFramePr>
+              <a:graphicFrameLocks xmlns:a="http://schemas.openxmlformats.org/drawingml/2006/main" noChangeAspect="1"/>
+            </wp:cNvGraphicFramePr>
+            <a:graphic xmlns:a="http://schemas.openxmlformats.org/drawingml/2006/main">
+              <a:graphicData uri="http://schemas.openxmlformats.org/drawingml/2006/picture">
+                <pic:pic xmlns:pic="http://schemas.openxmlformats.org/drawingml/2006/picture">
+                  <pic:nvPicPr>
+                    <pic:cNvPr id="1501641435" name=""/>
+                    <pic:cNvPicPr/>
+                  </pic:nvPicPr>
+                  <pic:blipFill>
+                    <a:blip r:embed="rId6"/>
+                    <a:stretch>
+                      <a:fillRect/>
+                    </a:stretch>
+                  </pic:blipFill>
+                  <pic:spPr>
+                    <a:xfrm>
+                      <a:off x="0" y="0"/>
+                      <a:ext cx="1581975" cy="1532051"/>
+                    </a:xfrm>
+                    <a:prstGeom prst="rect">
+                      <a:avLst/>
+                    </a:prstGeom>
+                  </pic:spPr>
+                </pic:pic>
+              </a:graphicData>
+            </a:graphic>
+          </wp:inline>
+        </w:drawing>
+      </w:r>
+    </w:p>
+    <w:p>
       <w:r>
         <w:rPr>
           <w:rFonts w:hint="eastAsia"/>
@@ -308,10 +393,136 @@
         </w:rPr>
       </w:pPr>
       <w:r>
+        <w:drawing>
+          <wp:inline distT="0" distB="0" distL="0" distR="0" wp14:anchorId="01D64883" wp14:editId="123FF389">
+            <wp:extent cx="1424052" cy="1662004"/>
+            <wp:effectExtent l="0" t="0" r="5080" b="0"/>
+            <wp:docPr id="1790282149" name="그림 1"/>
+            <wp:cNvGraphicFramePr>
+              <a:graphicFrameLocks xmlns:a="http://schemas.openxmlformats.org/drawingml/2006/main" noChangeAspect="1"/>
+            </wp:cNvGraphicFramePr>
+            <a:graphic xmlns:a="http://schemas.openxmlformats.org/drawingml/2006/main">
+              <a:graphicData uri="http://schemas.openxmlformats.org/drawingml/2006/picture">
+                <pic:pic xmlns:pic="http://schemas.openxmlformats.org/drawingml/2006/picture">
+                  <pic:nvPicPr>
+                    <pic:cNvPr id="1790282149" name=""/>
+                    <pic:cNvPicPr/>
+                  </pic:nvPicPr>
+                  <pic:blipFill>
+                    <a:blip r:embed="rId7"/>
+                    <a:stretch>
+                      <a:fillRect/>
+                    </a:stretch>
+                  </pic:blipFill>
+                  <pic:spPr>
+                    <a:xfrm>
+                      <a:off x="0" y="0"/>
+                      <a:ext cx="1429707" cy="1668603"/>
+                    </a:xfrm>
+                    <a:prstGeom prst="rect">
+                      <a:avLst/>
+                    </a:prstGeom>
+                  </pic:spPr>
+                </pic:pic>
+              </a:graphicData>
+            </a:graphic>
+          </wp:inline>
+        </w:drawing>
+      </w:r>
+      <w:r>
+        <w:drawing>
+          <wp:inline distT="0" distB="0" distL="0" distR="0" wp14:anchorId="47474FC0" wp14:editId="2D95E400">
+            <wp:extent cx="3827374" cy="1642302"/>
+            <wp:effectExtent l="0" t="0" r="1905" b="0"/>
+            <wp:docPr id="178663322" name="그림 1"/>
+            <wp:cNvGraphicFramePr>
+              <a:graphicFrameLocks xmlns:a="http://schemas.openxmlformats.org/drawingml/2006/main" noChangeAspect="1"/>
+            </wp:cNvGraphicFramePr>
+            <a:graphic xmlns:a="http://schemas.openxmlformats.org/drawingml/2006/main">
+              <a:graphicData uri="http://schemas.openxmlformats.org/drawingml/2006/picture">
+                <pic:pic xmlns:pic="http://schemas.openxmlformats.org/drawingml/2006/picture">
+                  <pic:nvPicPr>
+                    <pic:cNvPr id="178663322" name=""/>
+                    <pic:cNvPicPr/>
+                  </pic:nvPicPr>
+                  <pic:blipFill>
+                    <a:blip r:embed="rId8"/>
+                    <a:stretch>
+                      <a:fillRect/>
+                    </a:stretch>
+                  </pic:blipFill>
+                  <pic:spPr>
+                    <a:xfrm>
+                      <a:off x="0" y="0"/>
+                      <a:ext cx="3861960" cy="1657143"/>
+                    </a:xfrm>
+                    <a:prstGeom prst="rect">
+                      <a:avLst/>
+                    </a:prstGeom>
+                  </pic:spPr>
+                </pic:pic>
+              </a:graphicData>
+            </a:graphic>
+          </wp:inline>
+        </w:drawing>
+      </w:r>
+    </w:p>
+    <w:p>
+      <w:r>
         <w:rPr>
           <w:rFonts w:hint="eastAsia"/>
         </w:rPr>
         <w:t xml:space="preserve">경로 안내 AI의 </w:t>
+      </w:r>
+      <w:r>
+        <w:rPr>
+          <w:rFonts w:hint="eastAsia"/>
+        </w:rPr>
+        <w:t>아키텍쳐 단계 정리(프로토타입)</w:t>
+      </w:r>
+    </w:p>
+    <w:p>
+      <w:pPr>
+        <w:rPr>
+          <w:rFonts w:hint="eastAsia"/>
+        </w:rPr>
+      </w:pPr>
+      <w:r>
+        <w:drawing>
+          <wp:inline distT="0" distB="0" distL="0" distR="0" wp14:anchorId="4FB89594" wp14:editId="19116E39">
+            <wp:extent cx="3157212" cy="1544327"/>
+            <wp:effectExtent l="0" t="0" r="5715" b="0"/>
+            <wp:docPr id="832523236" name="그림 1"/>
+            <wp:cNvGraphicFramePr>
+              <a:graphicFrameLocks xmlns:a="http://schemas.openxmlformats.org/drawingml/2006/main" noChangeAspect="1"/>
+            </wp:cNvGraphicFramePr>
+            <a:graphic xmlns:a="http://schemas.openxmlformats.org/drawingml/2006/main">
+              <a:graphicData uri="http://schemas.openxmlformats.org/drawingml/2006/picture">
+                <pic:pic xmlns:pic="http://schemas.openxmlformats.org/drawingml/2006/picture">
+                  <pic:nvPicPr>
+                    <pic:cNvPr id="832523236" name=""/>
+                    <pic:cNvPicPr/>
+                  </pic:nvPicPr>
+                  <pic:blipFill>
+                    <a:blip r:embed="rId9"/>
+                    <a:stretch>
+                      <a:fillRect/>
+                    </a:stretch>
+                  </pic:blipFill>
+                  <pic:spPr>
+                    <a:xfrm>
+                      <a:off x="0" y="0"/>
+                      <a:ext cx="3167110" cy="1549169"/>
+                    </a:xfrm>
+                    <a:prstGeom prst="rect">
+                      <a:avLst/>
+                    </a:prstGeom>
+                  </pic:spPr>
+                </pic:pic>
+              </a:graphicData>
+            </a:graphic>
+          </wp:inline>
+        </w:drawing>
       </w:r>
     </w:p>
     <w:p/>
@@ -361,30 +572,11 @@
             <w:gridSpan w:val="3"/>
           </w:tcPr>
           <w:p>
-            <w:pPr>
-              <w:rPr>
-                <w:rFonts w:hint="eastAsia"/>
-              </w:rPr>
-            </w:pPr>
-            <w:r>
-              <w:rPr>
-                <w:rFonts w:hint="eastAsia"/>
-              </w:rPr>
-              <w:t xml:space="preserve">모델링 과정에서 </w:t>
-            </w:r>
-            <w:proofErr w:type="spellStart"/>
-            <w:r>
-              <w:rPr>
-                <w:rFonts w:hint="eastAsia"/>
-              </w:rPr>
-              <w:t>버텍스끼리</w:t>
-            </w:r>
-            <w:proofErr w:type="spellEnd"/>
-            <w:r>
-              <w:rPr>
-                <w:rFonts w:hint="eastAsia"/>
-              </w:rPr>
-              <w:t xml:space="preserve"> 합병이 되지 않음</w:t>
+            <w:r>
+              <w:rPr>
+                <w:rFonts w:hint="eastAsia"/>
+              </w:rPr>
+              <w:t>모델링 과정에서 버텍스끼리 합병이 되지 않음</w:t>
             </w:r>
           </w:p>
         </w:tc>
@@ -422,44 +614,11 @@
             <w:gridSpan w:val="3"/>
           </w:tcPr>
           <w:p>
-            <w:pPr>
-              <w:rPr>
-                <w:rFonts w:hint="eastAsia"/>
-              </w:rPr>
-            </w:pPr>
-            <w:r>
-              <w:rPr>
-                <w:rFonts w:hint="eastAsia"/>
-              </w:rPr>
-              <w:t xml:space="preserve">미정(단순 </w:t>
-            </w:r>
-            <w:proofErr w:type="spellStart"/>
-            <w:r>
-              <w:rPr>
-                <w:rFonts w:hint="eastAsia"/>
-              </w:rPr>
-              <w:t>메쉬에서도</w:t>
-            </w:r>
-            <w:proofErr w:type="spellEnd"/>
-            <w:r>
-              <w:rPr>
-                <w:rFonts w:hint="eastAsia"/>
-              </w:rPr>
-              <w:t xml:space="preserve"> 동일한 상황 발생, </w:t>
-            </w:r>
-            <w:proofErr w:type="spellStart"/>
-            <w:r>
-              <w:rPr>
-                <w:rFonts w:hint="eastAsia"/>
-              </w:rPr>
-              <w:t>블렌더를</w:t>
-            </w:r>
-            <w:proofErr w:type="spellEnd"/>
-            <w:r>
-              <w:rPr>
-                <w:rFonts w:hint="eastAsia"/>
-              </w:rPr>
-              <w:t xml:space="preserve"> 삭제 후 다시 실행 진행 고려)</w:t>
+            <w:r>
+              <w:rPr>
+                <w:rFonts w:hint="eastAsia"/>
+              </w:rPr>
+              <w:t>미정(단순 메쉬에서도 동일한 상황 발생, 블렌더를 삭제 후 다시 실행 진행 고려)</w:t>
             </w:r>
           </w:p>
         </w:tc>
@@ -530,11 +689,6 @@
             <w:tcW w:w="3607" w:type="dxa"/>
           </w:tcPr>
           <w:p>
-            <w:pPr>
-              <w:rPr>
-                <w:rFonts w:hint="eastAsia"/>
-              </w:rPr>
-            </w:pPr>
             <w:r>
               <w:rPr>
                 <w:rFonts w:hint="eastAsia"/>
@@ -602,11 +756,6 @@
             </w:r>
           </w:p>
           <w:p>
-            <w:pPr>
-              <w:rPr>
-                <w:rFonts w:hint="eastAsia"/>
-              </w:rPr>
-            </w:pPr>
             <w:r>
               <w:rPr>
                 <w:rFonts w:hint="eastAsia"/>
@@ -677,6 +826,56 @@
     </w:sectPr>
   </w:body>
 </w:document>
+</file>
+
+<file path=word/endnotes.xml><?xml version="1.0" encoding="utf-8"?>
+<w:endnotes xmlns:wpc="http://schemas.microsoft.com/office/word/2010/wordprocessingCanvas" xmlns:cx="http://schemas.microsoft.com/office/drawing/2014/chartex" xmlns:cx1="http://schemas.microsoft.com/office/drawing/2015/9/8/chartex" xmlns:cx2="http://schemas.microsoft.com/office/drawing/2015/10/21/chartex" xmlns:cx3="http://schemas.microsoft.com/office/drawing/2016/5/9/chartex" xmlns:cx4="http://schemas.microsoft.com/office/drawing/2016/5/10/chartex" xmlns:cx5="http://schemas.microsoft.com/office/drawing/2016/5/11/chartex" xmlns:cx6="http://schemas.microsoft.com/office/drawing/2016/5/12/chartex" xmlns:cx7="http://schemas.microsoft.com/office/drawing/2016/5/13/chartex" xmlns:cx8="http://schemas.microsoft.com/office/drawing/2016/5/14/chartex" xmlns:mc="http://schemas.openxmlformats.org/markup-compatibility/2006" xmlns:aink="http://schemas.microsoft.com/office/drawing/2016/ink" xmlns:am3d="http://schemas.microsoft.com/office/drawing/2017/model3d" xmlns:o="urn:schemas-microsoft-com:office:office" xmlns:oel="http://schemas.microsoft.com/office/2019/extlst" xmlns:r="http://schemas.openxmlformats.org/officeDocument/2006/relationships" xmlns:m="http://schemas.openxmlformats.org/officeDocument/2006/math" xmlns:v="urn:schemas-microsoft-com:vml" xmlns:wp14="http://schemas.microsoft.com/office/word/2010/wordprocessingDrawing" xmlns:wp="http://schemas.openxmlformats.org/drawingml/2006/wordprocessingDrawing" xmlns:w10="urn:schemas-microsoft-com:office:word" xmlns:w="http://schemas.openxmlformats.org/wordprocessingml/2006/main" xmlns:w14="http://schemas.microsoft.com/office/word/2010/wordml" xmlns:w15="http://schemas.microsoft.com/office/word/2012/wordml" xmlns:w16cex="http://schemas.microsoft.com/office/word/2018/wordml/cex" xmlns:w16cid="http://schemas.microsoft.com/office/word/2016/wordml/cid" xmlns:w16="http://schemas.microsoft.com/office/word/2018/wordml" xmlns:w16du="http://schemas.microsoft.com/office/word/2023/wordml/word16du" xmlns:w16sdtdh="http://schemas.microsoft.com/office/word/2020/wordml/sdtdatahash" xmlns:w16sdtfl="http://schemas.microsoft.com/office/word/2024/wordml/sdtformatlock" xmlns:w16se="http://schemas.microsoft.com/office/word/2015/wordml/symex" xmlns:wpg="http://schemas.microsoft.com/office/word/2010/wordprocessingGroup" xmlns:wpi="http://schemas.microsoft.com/office/word/2010/wordprocessingInk" xmlns:wne="http://schemas.microsoft.com/office/word/2006/wordml" xmlns:wps="http://schemas.microsoft.com/office/word/2010/wordprocessingShape" mc:Ignorable="w14 w15 w16se w16cid w16 w16cex w16sdtdh w16sdtfl w16du wp14">
+  <w:endnote w:type="separator" w:id="-1">
+    <w:p>
+      <w:pPr>
+        <w:spacing w:after="0"/>
+      </w:pPr>
+      <w:r>
+        <w:separator/>
+      </w:r>
+    </w:p>
+  </w:endnote>
+  <w:endnote w:type="continuationSeparator" w:id="0">
+    <w:p>
+      <w:pPr>
+        <w:spacing w:after="0"/>
+      </w:pPr>
+      <w:r>
+        <w:continuationSeparator/>
+      </w:r>
+    </w:p>
+  </w:endnote>
+</w:endnotes>
+</file>
+
+<file path=word/footnotes.xml><?xml version="1.0" encoding="utf-8"?>
+<w:footnotes xmlns:wpc="http://schemas.microsoft.com/office/word/2010/wordprocessingCanvas" xmlns:cx="http://schemas.microsoft.com/office/drawing/2014/chartex" xmlns:cx1="http://schemas.microsoft.com/office/drawing/2015/9/8/chartex" xmlns:cx2="http://schemas.microsoft.com/office/drawing/2015/10/21/chartex" xmlns:cx3="http://schemas.microsoft.com/office/drawing/2016/5/9/chartex" xmlns:cx4="http://schemas.microsoft.com/office/drawing/2016/5/10/chartex" xmlns:cx5="http://schemas.microsoft.com/office/drawing/2016/5/11/chartex" xmlns:cx6="http://schemas.microsoft.com/office/drawing/2016/5/12/chartex" xmlns:cx7="http://schemas.microsoft.com/office/drawing/2016/5/13/chartex" xmlns:cx8="http://schemas.microsoft.com/office/drawing/2016/5/14/chartex" xmlns:mc="http://schemas.openxmlformats.org/markup-compatibility/2006" xmlns:aink="http://schemas.microsoft.com/office/drawing/2016/ink" xmlns:am3d="http://schemas.microsoft.com/office/drawing/2017/model3d" xmlns:o="urn:schemas-microsoft-com:office:office" xmlns:oel="http://schemas.microsoft.com/office/2019/extlst" xmlns:r="http://schemas.openxmlformats.org/officeDocument/2006/relationships" xmlns:m="http://schemas.openxmlformats.org/officeDocument/2006/math" xmlns:v="urn:schemas-microsoft-com:vml" xmlns:wp14="http://schemas.microsoft.com/office/word/2010/wordprocessingDrawing" xmlns:wp="http://schemas.openxmlformats.org/drawingml/2006/wordprocessingDrawing" xmlns:w10="urn:schemas-microsoft-com:office:word" xmlns:w="http://schemas.openxmlformats.org/wordprocessingml/2006/main" xmlns:w14="http://schemas.microsoft.com/office/word/2010/wordml" xmlns:w15="http://schemas.microsoft.com/office/word/2012/wordml" xmlns:w16cex="http://schemas.microsoft.com/office/word/2018/wordml/cex" xmlns:w16cid="http://schemas.microsoft.com/office/word/2016/wordml/cid" xmlns:w16="http://schemas.microsoft.com/office/word/2018/wordml" xmlns:w16du="http://schemas.microsoft.com/office/word/2023/wordml/word16du" xmlns:w16sdtdh="http://schemas.microsoft.com/office/word/2020/wordml/sdtdatahash" xmlns:w16sdtfl="http://schemas.microsoft.com/office/word/2024/wordml/sdtformatlock" xmlns:w16se="http://schemas.microsoft.com/office/word/2015/wordml/symex" xmlns:wpg="http://schemas.microsoft.com/office/word/2010/wordprocessingGroup" xmlns:wpi="http://schemas.microsoft.com/office/word/2010/wordprocessingInk" xmlns:wne="http://schemas.microsoft.com/office/word/2006/wordml" xmlns:wps="http://schemas.microsoft.com/office/word/2010/wordprocessingShape" mc:Ignorable="w14 w15 w16se w16cid w16 w16cex w16sdtdh w16sdtfl w16du wp14">
+  <w:footnote w:type="separator" w:id="-1">
+    <w:p>
+      <w:pPr>
+        <w:spacing w:after="0"/>
+      </w:pPr>
+      <w:r>
+        <w:separator/>
+      </w:r>
+    </w:p>
+  </w:footnote>
+  <w:footnote w:type="continuationSeparator" w:id="0">
+    <w:p>
+      <w:pPr>
+        <w:spacing w:after="0"/>
+      </w:pPr>
+      <w:r>
+        <w:continuationSeparator/>
+      </w:r>
+    </w:p>
+  </w:footnote>
+</w:footnotes>
 </file>
 
 <file path=word/styles.xml><?xml version="1.0" encoding="utf-8"?>
@@ -1614,6 +1813,50 @@
       </w:tblBorders>
     </w:tblPr>
   </w:style>
+  <w:style w:type="paragraph" w:styleId="ab">
+    <w:name w:val="header"/>
+    <w:basedOn w:val="a"/>
+    <w:link w:val="Char3"/>
+    <w:uiPriority w:val="99"/>
+    <w:unhideWhenUsed/>
+    <w:rsid w:val="002112CB"/>
+    <w:pPr>
+      <w:tabs>
+        <w:tab w:val="center" w:pos="4513"/>
+        <w:tab w:val="right" w:pos="9026"/>
+      </w:tabs>
+      <w:snapToGrid w:val="0"/>
+    </w:pPr>
+  </w:style>
+  <w:style w:type="character" w:customStyle="1" w:styleId="Char3">
+    <w:name w:val="머리글 Char"/>
+    <w:basedOn w:val="a0"/>
+    <w:link w:val="ab"/>
+    <w:uiPriority w:val="99"/>
+    <w:rsid w:val="002112CB"/>
+  </w:style>
+  <w:style w:type="paragraph" w:styleId="ac">
+    <w:name w:val="footer"/>
+    <w:basedOn w:val="a"/>
+    <w:link w:val="Char4"/>
+    <w:uiPriority w:val="99"/>
+    <w:unhideWhenUsed/>
+    <w:rsid w:val="002112CB"/>
+    <w:pPr>
+      <w:tabs>
+        <w:tab w:val="center" w:pos="4513"/>
+        <w:tab w:val="right" w:pos="9026"/>
+      </w:tabs>
+      <w:snapToGrid w:val="0"/>
+    </w:pPr>
+  </w:style>
+  <w:style w:type="character" w:customStyle="1" w:styleId="Char4">
+    <w:name w:val="바닥글 Char"/>
+    <w:basedOn w:val="a0"/>
+    <w:link w:val="ac"/>
+    <w:uiPriority w:val="99"/>
+    <w:rsid w:val="002112CB"/>
+  </w:style>
 </w:styles>
 </file>
 
